--- a/src/cv/CV SAADALLAH REDA FR.docx
+++ b/src/cv/CV SAADALLAH REDA FR.docx
@@ -6,12 +6,16 @@
       <w:pPr>
         <w:spacing w:after="0" w:line="360" w:lineRule="auto"/>
         <w:jc w:val="center"/>
+        <w:rPr>
+          <w:lang w:val="fr-FR"/>
+        </w:rPr>
       </w:pPr>
       <w:r>
         <w:rPr>
           <w:b/>
           <w:color w:val="111111"/>
           <w:sz w:val="41"/>
+          <w:lang w:val="fr-FR"/>
         </w:rPr>
         <w:t>REDA SAADALLAH</w:t>
       </w:r>
@@ -30,24 +34,25 @@
       <w:r>
         <w:rPr>
           <w:b/>
+          <w:noProof/>
           <w:sz w:val="24"/>
           <w:szCs w:val="24"/>
         </w:rPr>
         <mc:AlternateContent>
           <mc:Choice Requires="wps">
             <w:drawing>
-              <wp:anchor distT="0" distB="0" distL="114300" distR="114300" simplePos="0" relativeHeight="251684864" behindDoc="0" locked="0" layoutInCell="1" allowOverlap="1" wp14:anchorId="1CF20224" wp14:editId="4CB10976">
+              <wp:anchor distT="0" distB="0" distL="114300" distR="114300" simplePos="0" relativeHeight="251661312" behindDoc="0" locked="0" layoutInCell="1" allowOverlap="1" wp14:anchorId="324C54D4" wp14:editId="240114B4">
                 <wp:simplePos x="0" y="0"/>
                 <wp:positionH relativeFrom="column">
-                  <wp:posOffset>5697220</wp:posOffset>
+                  <wp:posOffset>1959187</wp:posOffset>
                 </wp:positionH>
                 <wp:positionV relativeFrom="paragraph">
-                  <wp:posOffset>262255</wp:posOffset>
+                  <wp:posOffset>266700</wp:posOffset>
                 </wp:positionV>
                 <wp:extent cx="146050" cy="146050"/>
                 <wp:effectExtent l="0" t="0" r="6350" b="6350"/>
                 <wp:wrapNone/>
-                <wp:docPr id="1701464697" name="Rectangle 3"/>
+                <wp:docPr id="2001187807" name="Rectangle 3"/>
                 <wp:cNvGraphicFramePr/>
                 <a:graphic xmlns:a="http://schemas.openxmlformats.org/drawingml/2006/main">
                   <a:graphicData uri="http://schemas.microsoft.com/office/word/2010/wordprocessingShape">
@@ -114,7 +119,7 @@
           </mc:Choice>
           <mc:Fallback>
             <w:pict>
-              <v:rect w14:anchorId="1EFF9088" id="Rectangle 3" o:spid="_x0000_s1026" style="position:absolute;margin-left:448.6pt;margin-top:20.65pt;width:11.5pt;height:11.5pt;z-index:251684864;visibility:visible;mso-wrap-style:square;mso-width-percent:0;mso-height-percent:0;mso-wrap-distance-left:9pt;mso-wrap-distance-top:0;mso-wrap-distance-right:9pt;mso-wrap-distance-bottom:0;mso-position-horizontal:absolute;mso-position-horizontal-relative:text;mso-position-vertical:absolute;mso-position-vertical-relative:text;mso-width-percent:0;mso-height-percent:0;mso-width-relative:margin;mso-height-relative:margin;v-text-anchor:middle" o:gfxdata="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" stroked="f" strokeweight="2pt">
+              <v:rect w14:anchorId="41C644C5" id="Rectangle 3" o:spid="_x0000_s1026" style="position:absolute;margin-left:154.25pt;margin-top:21pt;width:11.5pt;height:11.5pt;z-index:251661312;visibility:visible;mso-wrap-style:square;mso-width-percent:0;mso-height-percent:0;mso-wrap-distance-left:9pt;mso-wrap-distance-top:0;mso-wrap-distance-right:9pt;mso-wrap-distance-bottom:0;mso-position-horizontal:absolute;mso-position-horizontal-relative:text;mso-position-vertical:absolute;mso-position-vertical-relative:text;mso-width-percent:0;mso-height-percent:0;mso-width-relative:margin;mso-height-relative:margin;v-text-anchor:middle" o:gfxdata="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" stroked="f" strokeweight="2pt">
                 <v:fill r:id="rId7" o:title="" recolor="t" rotate="t" type="frame"/>
               </v:rect>
             </w:pict>
@@ -124,24 +129,25 @@
       <w:r>
         <w:rPr>
           <w:b/>
+          <w:noProof/>
           <w:sz w:val="24"/>
           <w:szCs w:val="24"/>
         </w:rPr>
         <mc:AlternateContent>
           <mc:Choice Requires="wps">
             <w:drawing>
-              <wp:anchor distT="0" distB="0" distL="114300" distR="114300" simplePos="0" relativeHeight="251661312" behindDoc="0" locked="0" layoutInCell="1" allowOverlap="1" wp14:anchorId="324C54D4" wp14:editId="710E4258">
+              <wp:anchor distT="0" distB="0" distL="114300" distR="114300" simplePos="0" relativeHeight="251667456" behindDoc="0" locked="0" layoutInCell="1" allowOverlap="1" wp14:anchorId="7F9E922F" wp14:editId="22E8479D">
                 <wp:simplePos x="0" y="0"/>
                 <wp:positionH relativeFrom="column">
-                  <wp:posOffset>1967865</wp:posOffset>
+                  <wp:posOffset>3134360</wp:posOffset>
                 </wp:positionH>
                 <wp:positionV relativeFrom="paragraph">
-                  <wp:posOffset>266700</wp:posOffset>
+                  <wp:posOffset>269028</wp:posOffset>
                 </wp:positionV>
                 <wp:extent cx="146050" cy="146050"/>
                 <wp:effectExtent l="0" t="0" r="6350" b="6350"/>
                 <wp:wrapNone/>
-                <wp:docPr id="2001187807" name="Rectangle 3"/>
+                <wp:docPr id="413464565" name="Rectangle 3"/>
                 <wp:cNvGraphicFramePr/>
                 <a:graphic xmlns:a="http://schemas.openxmlformats.org/drawingml/2006/main">
                   <a:graphicData uri="http://schemas.microsoft.com/office/word/2010/wordprocessingShape">
@@ -208,7 +214,7 @@
           </mc:Choice>
           <mc:Fallback>
             <w:pict>
-              <v:rect w14:anchorId="0109453F" id="Rectangle 3" o:spid="_x0000_s1026" style="position:absolute;margin-left:154.95pt;margin-top:21pt;width:11.5pt;height:11.5pt;z-index:251661312;visibility:visible;mso-wrap-style:square;mso-width-percent:0;mso-height-percent:0;mso-wrap-distance-left:9pt;mso-wrap-distance-top:0;mso-wrap-distance-right:9pt;mso-wrap-distance-bottom:0;mso-position-horizontal:absolute;mso-position-horizontal-relative:text;mso-position-vertical:absolute;mso-position-vertical-relative:text;mso-width-percent:0;mso-height-percent:0;mso-width-relative:margin;mso-height-relative:margin;v-text-anchor:middle" o:gfxdata="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" stroked="f" strokeweight="2pt">
+              <v:rect w14:anchorId="0D573286" id="Rectangle 3" o:spid="_x0000_s1026" style="position:absolute;margin-left:246.8pt;margin-top:21.2pt;width:11.5pt;height:11.5pt;z-index:251667456;visibility:visible;mso-wrap-style:square;mso-width-percent:0;mso-height-percent:0;mso-wrap-distance-left:9pt;mso-wrap-distance-top:0;mso-wrap-distance-right:9pt;mso-wrap-distance-bottom:0;mso-position-horizontal:absolute;mso-position-horizontal-relative:text;mso-position-vertical:absolute;mso-position-vertical-relative:text;mso-width-percent:0;mso-height-percent:0;mso-width-relative:margin;mso-height-relative:margin;v-text-anchor:middle" o:gfxdata="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" stroked="f" strokeweight="2pt">
                 <v:fill r:id="rId9" o:title="" recolor="t" rotate="t" type="frame"/>
               </v:rect>
             </w:pict>
@@ -218,24 +224,25 @@
       <w:r>
         <w:rPr>
           <w:b/>
+          <w:noProof/>
           <w:sz w:val="24"/>
           <w:szCs w:val="24"/>
         </w:rPr>
         <mc:AlternateContent>
           <mc:Choice Requires="wps">
             <w:drawing>
-              <wp:anchor distT="0" distB="0" distL="114300" distR="114300" simplePos="0" relativeHeight="251667456" behindDoc="0" locked="0" layoutInCell="1" allowOverlap="1" wp14:anchorId="7F9E922F" wp14:editId="6ACDCDD1">
+              <wp:anchor distT="0" distB="0" distL="114300" distR="114300" simplePos="0" relativeHeight="251684864" behindDoc="0" locked="0" layoutInCell="1" allowOverlap="1" wp14:anchorId="1CF20224" wp14:editId="686C1D00">
                 <wp:simplePos x="0" y="0"/>
                 <wp:positionH relativeFrom="column">
-                  <wp:posOffset>3143250</wp:posOffset>
+                  <wp:posOffset>5697220</wp:posOffset>
                 </wp:positionH>
                 <wp:positionV relativeFrom="paragraph">
-                  <wp:posOffset>264795</wp:posOffset>
+                  <wp:posOffset>262255</wp:posOffset>
                 </wp:positionV>
                 <wp:extent cx="146050" cy="146050"/>
                 <wp:effectExtent l="0" t="0" r="6350" b="6350"/>
                 <wp:wrapNone/>
-                <wp:docPr id="413464565" name="Rectangle 3"/>
+                <wp:docPr id="1701464697" name="Rectangle 3"/>
                 <wp:cNvGraphicFramePr/>
                 <a:graphic xmlns:a="http://schemas.openxmlformats.org/drawingml/2006/main">
                   <a:graphicData uri="http://schemas.microsoft.com/office/word/2010/wordprocessingShape">
@@ -302,7 +309,7 @@
           </mc:Choice>
           <mc:Fallback>
             <w:pict>
-              <v:rect w14:anchorId="7BDFECC3" id="Rectangle 3" o:spid="_x0000_s1026" style="position:absolute;margin-left:247.5pt;margin-top:20.85pt;width:11.5pt;height:11.5pt;z-index:251667456;visibility:visible;mso-wrap-style:square;mso-width-percent:0;mso-height-percent:0;mso-wrap-distance-left:9pt;mso-wrap-distance-top:0;mso-wrap-distance-right:9pt;mso-wrap-distance-bottom:0;mso-position-horizontal:absolute;mso-position-horizontal-relative:text;mso-position-vertical:absolute;mso-position-vertical-relative:text;mso-width-percent:0;mso-height-percent:0;mso-width-relative:margin;mso-height-relative:margin;v-text-anchor:middle" o:gfxdata="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" stroked="f" strokeweight="2pt">
+              <v:rect w14:anchorId="53D66487" id="Rectangle 3" o:spid="_x0000_s1026" style="position:absolute;margin-left:448.6pt;margin-top:20.65pt;width:11.5pt;height:11.5pt;z-index:251684864;visibility:visible;mso-wrap-style:square;mso-width-percent:0;mso-height-percent:0;mso-wrap-distance-left:9pt;mso-wrap-distance-top:0;mso-wrap-distance-right:9pt;mso-wrap-distance-bottom:0;mso-position-horizontal:absolute;mso-position-horizontal-relative:text;mso-position-vertical:absolute;mso-position-vertical-relative:text;mso-width-percent:0;mso-height-percent:0;mso-width-relative:margin;mso-height-relative:margin;v-text-anchor:middle" o:gfxdata="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" stroked="f" strokeweight="2pt">
                 <v:fill r:id="rId11" o:title="" recolor="t" rotate="t" type="frame"/>
               </v:rect>
             </w:pict>
@@ -312,6 +319,7 @@
       <w:r>
         <w:rPr>
           <w:b/>
+          <w:noProof/>
           <w:sz w:val="24"/>
           <w:szCs w:val="24"/>
         </w:rPr>
@@ -406,6 +414,7 @@
       <w:r>
         <w:rPr>
           <w:b/>
+          <w:noProof/>
           <w:sz w:val="24"/>
           <w:szCs w:val="24"/>
         </w:rPr>
@@ -500,6 +509,7 @@
       <w:r>
         <w:rPr>
           <w:b/>
+          <w:noProof/>
           <w:sz w:val="24"/>
           <w:szCs w:val="24"/>
         </w:rPr>
@@ -622,66 +632,27 @@
             <w:szCs w:val="17"/>
             <w:u w:val="none"/>
           </w:rPr>
-          <w:t>redasaadallah</w:t>
-        </w:r>
-        <w:r>
-          <w:rPr>
-            <w:rStyle w:val="Lienhypertexte"/>
-            <w:color w:val="auto"/>
-            <w:szCs w:val="17"/>
-            <w:u w:val="none"/>
-          </w:rPr>
-          <w:t>7</w:t>
-        </w:r>
-        <w:r>
-          <w:rPr>
-            <w:rStyle w:val="Lienhypertexte"/>
-            <w:color w:val="auto"/>
-            <w:szCs w:val="17"/>
-            <w:u w:val="none"/>
-          </w:rPr>
-          <w:t>7@gmail.com</w:t>
+          <w:t>redasaadallah77@gmail.com</w:t>
         </w:r>
       </w:hyperlink>
       <w:r>
         <w:t xml:space="preserve">         </w:t>
       </w:r>
       <w:r>
-        <w:t xml:space="preserve"> </w:t>
-      </w:r>
-      <w:r>
-        <w:t>+212 625 700 603</w:t>
+        <w:t xml:space="preserve"> +212 625 700 603</w:t>
       </w:r>
       <w:r>
         <w:t xml:space="preserve">         </w:t>
       </w:r>
       <w:r>
-        <w:t xml:space="preserve"> </w:t>
-      </w:r>
-      <w:r>
-        <w:t>Casablanca, Maroc</w:t>
-      </w:r>
-      <w:r>
-        <w:t xml:space="preserve">          </w:t>
+        <w:t xml:space="preserve"> Casablanca, Maroc          </w:t>
       </w:r>
       <w:hyperlink r:id="rId19">
         <w:r>
           <w:rPr>
             <w:szCs w:val="17"/>
           </w:rPr>
-          <w:t>Link</w:t>
-        </w:r>
-        <w:r>
-          <w:rPr>
-            <w:szCs w:val="17"/>
-          </w:rPr>
-          <w:t>e</w:t>
-        </w:r>
-        <w:r>
-          <w:rPr>
-            <w:szCs w:val="17"/>
-          </w:rPr>
-          <w:t>dIn</w:t>
+          <w:t>LinkedIn</w:t>
         </w:r>
       </w:hyperlink>
       <w:r>
@@ -692,19 +663,7 @@
           <w:rPr>
             <w:szCs w:val="17"/>
           </w:rPr>
-          <w:t>Git</w:t>
-        </w:r>
-        <w:r>
-          <w:rPr>
-            <w:szCs w:val="17"/>
-          </w:rPr>
-          <w:t>H</w:t>
-        </w:r>
-        <w:r>
-          <w:rPr>
-            <w:szCs w:val="17"/>
-          </w:rPr>
-          <w:t>ub</w:t>
+          <w:t>GitHub</w:t>
         </w:r>
       </w:hyperlink>
       <w:r>
@@ -722,8 +681,69 @@
     <w:bookmarkEnd w:id="0"/>
     <w:p>
       <w:pPr>
-        <w:spacing w:after="28" w:line="360" w:lineRule="auto"/>
-        <w:jc w:val="center"/>
+        <w:keepLines/>
+        <w:pBdr>
+          <w:bottom w:val="single" w:sz="6" w:space="10" w:color="auto"/>
+        </w:pBdr>
+        <w:spacing w:before="8" w:after="22" w:line="240" w:lineRule="auto"/>
+      </w:pPr>
+    </w:p>
+    <w:p>
+      <w:pPr>
+        <w:keepLines/>
+        <w:pBdr>
+          <w:bottom w:val="single" w:sz="6" w:space="10" w:color="auto"/>
+        </w:pBdr>
+        <w:spacing w:before="8" w:after="22" w:line="240" w:lineRule="auto"/>
+        <w:rPr>
+          <w:b/>
+          <w:color w:val="0070C0"/>
+          <w:sz w:val="18"/>
+          <w:szCs w:val="18"/>
+          <w:lang w:val="fr-FR"/>
+        </w:rPr>
+      </w:pPr>
+      <w:r>
+        <w:rPr>
+          <w:b/>
+          <w:color w:val="0070C0"/>
+          <w:sz w:val="18"/>
+          <w:szCs w:val="18"/>
+          <w:lang w:val="fr-FR"/>
+        </w:rPr>
+        <w:t xml:space="preserve">OBJECTIF </w:t>
+      </w:r>
+    </w:p>
+    <w:p>
+      <w:pPr>
+        <w:keepLines/>
+        <w:spacing w:before="8" w:after="22"/>
+        <w:jc w:val="both"/>
+        <w:rPr>
+          <w:sz w:val="20"/>
+          <w:szCs w:val="20"/>
+          <w:lang w:val="fr-FR"/>
+        </w:rPr>
+      </w:pPr>
+      <w:r>
+        <w:rPr>
+          <w:sz w:val="20"/>
+          <w:szCs w:val="20"/>
+          <w:lang w:val="fr-FR"/>
+        </w:rPr>
+        <w:t>Jeune ingénieur logiciel passionné par le développement Full Stack et les technologies DevOps, à la recherche d’un premier emploi ou d’un stage dans le développement logiciel. Motivé à concevoir, déployer et optimiser des applications modernes, sécurisées et évolutives, tout en appliquant les bonnes pratiques d’architecture et d’automatisation.</w:t>
+      </w:r>
+    </w:p>
+    <w:p>
+      <w:pPr>
+        <w:keepLines/>
+        <w:spacing w:before="8" w:after="22"/>
+        <w:jc w:val="both"/>
+        <w:rPr>
+          <w:sz w:val="20"/>
+          <w:szCs w:val="20"/>
+          <w:lang w:val="fr-FR"/>
+        </w:rPr>
       </w:pPr>
     </w:p>
     <w:p>
@@ -735,6 +755,7 @@
         <w:spacing w:before="8" w:after="22" w:line="240" w:lineRule="auto"/>
         <w:rPr>
           <w:b/>
+          <w:color w:val="0070C0"/>
           <w:sz w:val="18"/>
           <w:lang w:val="fr-FR"/>
         </w:rPr>
@@ -742,60 +763,8 @@
       <w:r>
         <w:rPr>
           <w:b/>
-          <w:sz w:val="18"/>
-          <w:lang w:val="fr-FR"/>
-        </w:rPr>
-        <w:t xml:space="preserve">OBJECTIF  </w:t>
-      </w:r>
-    </w:p>
-    <w:p>
-      <w:pPr>
-        <w:keepLines/>
-        <w:spacing w:before="8" w:after="22"/>
-        <w:jc w:val="both"/>
-        <w:rPr>
-          <w:sz w:val="20"/>
-          <w:szCs w:val="20"/>
-          <w:lang w:val="fr-FR"/>
-        </w:rPr>
-      </w:pPr>
-      <w:r>
-        <w:rPr>
-          <w:sz w:val="20"/>
-          <w:szCs w:val="20"/>
-          <w:lang w:val="fr-FR"/>
-        </w:rPr>
-        <w:t>Jeune ingénieur logiciel spécialisé en systèmes intelligents, à la recherche d’un premier emploi ou d’un stage en développement Full Stack. Motivé à concevoir des applications sécurisées, fiables et adaptées aux besoins métier.</w:t>
-      </w:r>
-    </w:p>
-    <w:p>
-      <w:pPr>
-        <w:keepLines/>
-        <w:spacing w:before="8" w:after="22"/>
-        <w:jc w:val="both"/>
-        <w:rPr>
-          <w:sz w:val="20"/>
-          <w:szCs w:val="20"/>
-          <w:lang w:val="fr-FR"/>
-        </w:rPr>
-      </w:pPr>
-    </w:p>
-    <w:p>
-      <w:pPr>
-        <w:keepNext/>
-        <w:pBdr>
-          <w:bottom w:val="single" w:sz="5" w:space="1" w:color="777777"/>
-        </w:pBdr>
-        <w:spacing w:before="76" w:after="34" w:line="240" w:lineRule="auto"/>
-        <w:rPr>
-          <w:lang w:val="fr-FR"/>
-        </w:rPr>
-      </w:pPr>
-      <w:r>
-        <w:rPr>
-          <w:b/>
-          <w:color w:val="202020"/>
-          <w:sz w:val="20"/>
+          <w:color w:val="0070C0"/>
+          <w:sz w:val="18"/>
           <w:lang w:val="fr-FR"/>
         </w:rPr>
         <w:t>EXPÉRIENCES PROFESSIONNELLES</w:t>
@@ -824,19 +793,8 @@
           <w:szCs w:val="18"/>
           <w:lang w:val="fr-FR"/>
         </w:rPr>
-        <w:t xml:space="preserve">Stage de fin d’études - Ingénieur logiciel Full Stack | Soufiane </w:t>
-      </w:r>
-      <w:proofErr w:type="spellStart"/>
-      <w:r>
-        <w:rPr>
-          <w:b/>
-          <w:sz w:val="18"/>
-          <w:szCs w:val="18"/>
-          <w:lang w:val="fr-FR"/>
-        </w:rPr>
-        <w:t>Foods</w:t>
-      </w:r>
-      <w:proofErr w:type="spellEnd"/>
+        <w:t>Stage de fin d’études - Ingénieur logiciel Full Stack | Soufiane Foods</w:t>
+      </w:r>
       <w:r>
         <w:rPr>
           <w:b/>
@@ -955,7 +913,47 @@
           <w:szCs w:val="18"/>
           <w:lang w:val="fr-FR"/>
         </w:rPr>
-        <w:t>• Conception et développement d’une plateforme web pour la gestion des réservations d’espaces frigorifiques, du dépôt de la demande jusqu’au suivi de la réservation.</w:t>
+        <w:t>• Conception</w:t>
+      </w:r>
+      <w:r>
+        <w:rPr>
+          <w:sz w:val="18"/>
+          <w:szCs w:val="18"/>
+          <w:lang w:val="fr-FR"/>
+        </w:rPr>
+        <w:t xml:space="preserve">, </w:t>
+      </w:r>
+      <w:r>
+        <w:rPr>
+          <w:sz w:val="18"/>
+          <w:szCs w:val="18"/>
+          <w:lang w:val="fr-FR"/>
+        </w:rPr>
+        <w:t>développement</w:t>
+      </w:r>
+      <w:r>
+        <w:rPr>
+          <w:sz w:val="18"/>
+          <w:szCs w:val="18"/>
+          <w:lang w:val="fr-FR"/>
+        </w:rPr>
+        <w:t xml:space="preserve"> </w:t>
+      </w:r>
+      <w:r>
+        <w:rPr>
+          <w:sz w:val="18"/>
+          <w:szCs w:val="18"/>
+          <w:lang w:val="fr-FR"/>
+        </w:rPr>
+        <w:t>et mise en production</w:t>
+      </w:r>
+      <w:r>
+        <w:rPr>
+          <w:sz w:val="18"/>
+          <w:szCs w:val="18"/>
+          <w:lang w:val="fr-FR"/>
+        </w:rPr>
+        <w:t xml:space="preserve"> d’une plateforme web pour la gestion des réservations d’espaces frigorifiques, du dépôt de la demande jusqu’au suivi de la réservation.</w:t>
       </w:r>
     </w:p>
     <w:p>
@@ -967,58 +965,54 @@
         <w:rPr>
           <w:sz w:val="18"/>
           <w:szCs w:val="18"/>
-          <w:lang w:val="fr-FR"/>
         </w:rPr>
       </w:pPr>
       <w:r>
         <w:rPr>
           <w:sz w:val="18"/>
           <w:szCs w:val="18"/>
-          <w:lang w:val="fr-FR"/>
-        </w:rPr>
-        <w:t xml:space="preserve">• Développement avec </w:t>
-      </w:r>
-      <w:proofErr w:type="spellStart"/>
-      <w:r>
-        <w:rPr>
-          <w:sz w:val="18"/>
-          <w:szCs w:val="18"/>
-          <w:lang w:val="fr-FR"/>
+        </w:rPr>
+        <w:t xml:space="preserve">• </w:t>
+      </w:r>
+      <w:r>
+        <w:rPr>
+          <w:sz w:val="18"/>
+          <w:szCs w:val="18"/>
+        </w:rPr>
+        <w:t>Technologies</w:t>
+      </w:r>
+      <w:r>
+        <w:rPr>
+          <w:sz w:val="18"/>
+          <w:szCs w:val="18"/>
+        </w:rPr>
+        <w:t xml:space="preserve"> </w:t>
+      </w:r>
+      <w:r>
+        <w:rPr>
+          <w:sz w:val="18"/>
+          <w:szCs w:val="18"/>
         </w:rPr>
         <w:t>React</w:t>
       </w:r>
-      <w:proofErr w:type="spellEnd"/>
-      <w:r>
-        <w:rPr>
-          <w:sz w:val="18"/>
-          <w:szCs w:val="18"/>
-          <w:lang w:val="fr-FR"/>
-        </w:rPr>
-        <w:t>/</w:t>
-      </w:r>
-      <w:proofErr w:type="spellStart"/>
-      <w:r>
-        <w:rPr>
-          <w:sz w:val="18"/>
-          <w:szCs w:val="18"/>
-          <w:lang w:val="fr-FR"/>
-        </w:rPr>
-        <w:t>TypeScript</w:t>
-      </w:r>
-      <w:proofErr w:type="spellEnd"/>
-      <w:r>
-        <w:rPr>
-          <w:sz w:val="18"/>
-          <w:szCs w:val="18"/>
-          <w:lang w:val="fr-FR"/>
-        </w:rPr>
-        <w:t>, Spring Boot et PostgreSQL</w:t>
-      </w:r>
-      <w:r>
-        <w:rPr>
-          <w:sz w:val="18"/>
-          <w:szCs w:val="18"/>
-          <w:lang w:val="fr-FR"/>
+      <w:r>
+        <w:rPr>
+          <w:sz w:val="18"/>
+          <w:szCs w:val="18"/>
+        </w:rPr>
+        <w:t>.js</w:t>
+      </w:r>
+      <w:r>
+        <w:rPr>
+          <w:sz w:val="18"/>
+          <w:szCs w:val="18"/>
+        </w:rPr>
+        <w:t>, Spring Boot</w:t>
+      </w:r>
+      <w:r>
+        <w:rPr>
+          <w:sz w:val="18"/>
+          <w:szCs w:val="18"/>
         </w:rPr>
         <w:t>,</w:t>
       </w:r>
@@ -1026,58 +1020,74 @@
         <w:rPr>
           <w:sz w:val="18"/>
           <w:szCs w:val="18"/>
-          <w:lang w:val="fr-FR"/>
+        </w:rPr>
+        <w:t xml:space="preserve"> PostgreSQL</w:t>
+      </w:r>
+      <w:r>
+        <w:rPr>
+          <w:sz w:val="18"/>
+          <w:szCs w:val="18"/>
+        </w:rPr>
+        <w:t>, Figma</w:t>
+      </w:r>
+      <w:r>
+        <w:rPr>
+          <w:sz w:val="18"/>
+          <w:szCs w:val="18"/>
+        </w:rPr>
+        <w:t>,</w:t>
+      </w:r>
+      <w:r>
+        <w:rPr>
+          <w:sz w:val="18"/>
+          <w:szCs w:val="18"/>
+        </w:rPr>
+        <w:t xml:space="preserve"> sécurisation JWT/Spring Security,</w:t>
+      </w:r>
+      <w:r>
+        <w:rPr>
+          <w:sz w:val="17"/>
         </w:rPr>
         <w:t xml:space="preserve"> </w:t>
       </w:r>
-      <w:proofErr w:type="spellStart"/>
-      <w:r>
-        <w:rPr>
-          <w:sz w:val="18"/>
-          <w:szCs w:val="18"/>
-          <w:lang w:val="fr-FR"/>
-        </w:rPr>
-        <w:t>Figma</w:t>
-      </w:r>
-      <w:proofErr w:type="spellEnd"/>
-      <w:r>
-        <w:rPr>
-          <w:sz w:val="18"/>
-          <w:szCs w:val="18"/>
-          <w:lang w:val="fr-FR"/>
+      <w:r>
+        <w:rPr>
+          <w:sz w:val="18"/>
+          <w:szCs w:val="18"/>
+        </w:rPr>
+        <w:t>WebSocket,</w:t>
+      </w:r>
+      <w:r>
+        <w:rPr>
+          <w:sz w:val="18"/>
+          <w:szCs w:val="18"/>
+        </w:rPr>
+        <w:t xml:space="preserve"> Docker</w:t>
+      </w:r>
+      <w:r>
+        <w:rPr>
+          <w:sz w:val="18"/>
+          <w:szCs w:val="18"/>
         </w:rPr>
         <w:t>,</w:t>
       </w:r>
       <w:r>
         <w:rPr>
-          <w:sz w:val="18"/>
-          <w:szCs w:val="18"/>
-          <w:lang w:val="fr-FR"/>
-        </w:rPr>
-        <w:t xml:space="preserve"> sécurisation JWT/Spring Security,</w:t>
-      </w:r>
-      <w:r>
-        <w:rPr>
           <w:sz w:val="17"/>
-          <w:lang w:val="fr-FR"/>
         </w:rPr>
         <w:t xml:space="preserve"> </w:t>
       </w:r>
-      <w:proofErr w:type="spellStart"/>
-      <w:r>
-        <w:rPr>
-          <w:sz w:val="18"/>
-          <w:szCs w:val="18"/>
-          <w:lang w:val="fr-FR"/>
-        </w:rPr>
-        <w:t>WebSocket</w:t>
-      </w:r>
-      <w:proofErr w:type="spellEnd"/>
-      <w:r>
-        <w:rPr>
-          <w:sz w:val="18"/>
-          <w:szCs w:val="18"/>
-          <w:lang w:val="fr-FR"/>
+      <w:r>
+        <w:rPr>
+          <w:sz w:val="18"/>
+          <w:szCs w:val="18"/>
+        </w:rPr>
+        <w:t>GitHub Actions</w:t>
+      </w:r>
+      <w:r>
+        <w:rPr>
+          <w:sz w:val="18"/>
+          <w:szCs w:val="18"/>
         </w:rPr>
         <w:t>,</w:t>
       </w:r>
@@ -1085,25 +1095,34 @@
         <w:rPr>
           <w:sz w:val="18"/>
           <w:szCs w:val="18"/>
-          <w:lang w:val="fr-FR"/>
-        </w:rPr>
-        <w:t xml:space="preserve"> Docker et déploiement sur un VPS </w:t>
-      </w:r>
-      <w:proofErr w:type="spellStart"/>
-      <w:r>
-        <w:rPr>
-          <w:sz w:val="18"/>
-          <w:szCs w:val="18"/>
-          <w:lang w:val="fr-FR"/>
-        </w:rPr>
-        <w:t>Hostinger</w:t>
-      </w:r>
-      <w:proofErr w:type="spellEnd"/>
-      <w:r>
-        <w:rPr>
-          <w:sz w:val="18"/>
-          <w:szCs w:val="18"/>
-          <w:lang w:val="fr-FR"/>
+        </w:rPr>
+        <w:t xml:space="preserve"> </w:t>
+      </w:r>
+      <w:r>
+        <w:rPr>
+          <w:sz w:val="18"/>
+          <w:szCs w:val="18"/>
+        </w:rPr>
+        <w:t>VPS Hostinger</w:t>
+      </w:r>
+      <w:r>
+        <w:rPr>
+          <w:sz w:val="18"/>
+          <w:szCs w:val="18"/>
+        </w:rPr>
+        <w:t xml:space="preserve">, </w:t>
+      </w:r>
+      <w:r>
+        <w:rPr>
+          <w:sz w:val="18"/>
+          <w:szCs w:val="18"/>
+        </w:rPr>
+        <w:t>Node.js et Baileys</w:t>
+      </w:r>
+      <w:r>
+        <w:rPr>
+          <w:sz w:val="18"/>
+          <w:szCs w:val="18"/>
         </w:rPr>
         <w:t>.</w:t>
       </w:r>
@@ -1140,27 +1159,7 @@
           <w:szCs w:val="18"/>
           <w:lang w:val="fr-FR"/>
         </w:rPr>
-        <w:t xml:space="preserve"> </w:t>
-      </w:r>
-      <w:r>
-        <w:rPr>
-          <w:i/>
-          <w:color w:val="444444"/>
-          <w:sz w:val="18"/>
-          <w:szCs w:val="18"/>
-          <w:lang w:val="fr-FR"/>
-        </w:rPr>
-        <w:t>–</w:t>
-      </w:r>
-      <w:r>
-        <w:rPr>
-          <w:i/>
-          <w:color w:val="444444"/>
-          <w:sz w:val="18"/>
-          <w:szCs w:val="18"/>
-          <w:lang w:val="fr-FR"/>
-        </w:rPr>
-        <w:t xml:space="preserve"> Fès</w:t>
+        <w:t xml:space="preserve">         </w:t>
       </w:r>
       <w:r>
         <w:rPr>
@@ -1208,7 +1207,31 @@
           <w:szCs w:val="18"/>
           <w:lang w:val="fr-FR"/>
         </w:rPr>
-        <w:t>• Conception d’une application web de numérisation des services de la bibliothèque : gestion des emprunts, des livres et des utilisateurs.</w:t>
+        <w:t>• Conception</w:t>
+      </w:r>
+      <w:r>
+        <w:rPr>
+          <w:sz w:val="18"/>
+          <w:szCs w:val="18"/>
+          <w:lang w:val="fr-FR"/>
+        </w:rPr>
+        <w:t xml:space="preserve"> </w:t>
+      </w:r>
+      <w:r>
+        <w:rPr>
+          <w:sz w:val="18"/>
+          <w:szCs w:val="18"/>
+          <w:lang w:val="fr-FR"/>
+        </w:rPr>
+        <w:t>et développement</w:t>
+      </w:r>
+      <w:r>
+        <w:rPr>
+          <w:sz w:val="18"/>
+          <w:szCs w:val="18"/>
+          <w:lang w:val="fr-FR"/>
+        </w:rPr>
+        <w:t xml:space="preserve"> d’une application web de numérisation des services de la bibliothèque : gestion des emprunts, des livres et des utilisateurs.</w:t>
       </w:r>
     </w:p>
     <w:p>
@@ -1227,46 +1250,14 @@
           <w:sz w:val="18"/>
           <w:szCs w:val="18"/>
         </w:rPr>
-        <w:t xml:space="preserve">• </w:t>
-      </w:r>
-      <w:proofErr w:type="gramStart"/>
-      <w:r>
-        <w:rPr>
-          <w:sz w:val="18"/>
-          <w:szCs w:val="18"/>
-        </w:rPr>
-        <w:t>Technologies :</w:t>
-      </w:r>
-      <w:proofErr w:type="gramEnd"/>
-      <w:r>
-        <w:rPr>
-          <w:sz w:val="18"/>
-          <w:szCs w:val="18"/>
-        </w:rPr>
-        <w:t xml:space="preserve"> React.js, Spring Boot, MySQL, Postman et Figma</w:t>
-      </w:r>
-      <w:r>
-        <w:rPr>
-          <w:sz w:val="18"/>
-          <w:szCs w:val="18"/>
-        </w:rPr>
-        <w:t xml:space="preserve">, </w:t>
-      </w:r>
-      <w:proofErr w:type="spellStart"/>
-      <w:r>
-        <w:rPr>
-          <w:sz w:val="18"/>
-          <w:szCs w:val="18"/>
-        </w:rPr>
-        <w:t>sécurisation</w:t>
-      </w:r>
-      <w:proofErr w:type="spellEnd"/>
-      <w:r>
-        <w:rPr>
-          <w:sz w:val="18"/>
-          <w:szCs w:val="18"/>
-        </w:rPr>
-        <w:t xml:space="preserve"> JWT/Spring Security, Docker</w:t>
+        <w:t>• Technologies : React.js, Spring Boot, MySQL, Postman et Figma</w:t>
+      </w:r>
+      <w:r>
+        <w:rPr>
+          <w:sz w:val="18"/>
+          <w:szCs w:val="18"/>
+        </w:rPr>
+        <w:t>, sécurisation JWT/Spring Security, Docker</w:t>
       </w:r>
     </w:p>
     <w:p>
@@ -1369,25 +1360,7 @@
           <w:szCs w:val="18"/>
           <w:lang w:val="fr-FR"/>
         </w:rPr>
-        <w:t xml:space="preserve">• Développement d’une application mobile permettant aux épiciers de passer et suivre leurs commandes, avec gestion des clients et </w:t>
-      </w:r>
-      <w:proofErr w:type="spellStart"/>
-      <w:r>
-        <w:rPr>
-          <w:sz w:val="18"/>
-          <w:szCs w:val="18"/>
-          <w:lang w:val="fr-FR"/>
-        </w:rPr>
-        <w:t>reporting</w:t>
-      </w:r>
-      <w:proofErr w:type="spellEnd"/>
-      <w:r>
-        <w:rPr>
-          <w:sz w:val="18"/>
-          <w:szCs w:val="18"/>
-          <w:lang w:val="fr-FR"/>
-        </w:rPr>
-        <w:t xml:space="preserve"> des ventes.</w:t>
+        <w:t>• Développement d’une application mobile permettant aux épiciers de passer et suivre leurs commandes, avec gestion des clients et reporting des ventes.</w:t>
       </w:r>
     </w:p>
     <w:p>
@@ -1408,43 +1381,7 @@
           <w:szCs w:val="18"/>
           <w:lang w:val="fr-FR"/>
         </w:rPr>
-        <w:t xml:space="preserve">• Technologies : </w:t>
-      </w:r>
-      <w:proofErr w:type="spellStart"/>
-      <w:r>
-        <w:rPr>
-          <w:sz w:val="18"/>
-          <w:szCs w:val="18"/>
-          <w:lang w:val="fr-FR"/>
-        </w:rPr>
-        <w:t>React</w:t>
-      </w:r>
-      <w:proofErr w:type="spellEnd"/>
-      <w:r>
-        <w:rPr>
-          <w:sz w:val="18"/>
-          <w:szCs w:val="18"/>
-          <w:lang w:val="fr-FR"/>
-        </w:rPr>
-        <w:t xml:space="preserve"> Native, Spring Boot, MySQL, Postman et </w:t>
-      </w:r>
-      <w:proofErr w:type="spellStart"/>
-      <w:r>
-        <w:rPr>
-          <w:sz w:val="18"/>
-          <w:szCs w:val="18"/>
-          <w:lang w:val="fr-FR"/>
-        </w:rPr>
-        <w:t>Figma</w:t>
-      </w:r>
-      <w:proofErr w:type="spellEnd"/>
-      <w:r>
-        <w:rPr>
-          <w:sz w:val="18"/>
-          <w:szCs w:val="18"/>
-          <w:lang w:val="fr-FR"/>
-        </w:rPr>
-        <w:t>.</w:t>
+        <w:t>• Technologies : React Native, Spring Boot, MySQL, Postman et Figma.</w:t>
       </w:r>
     </w:p>
     <w:p>
@@ -1557,61 +1494,7 @@
           <w:szCs w:val="18"/>
           <w:lang w:val="fr-FR"/>
         </w:rPr>
-        <w:t xml:space="preserve">• Technologies : Python, </w:t>
-      </w:r>
-      <w:proofErr w:type="spellStart"/>
-      <w:r>
-        <w:rPr>
-          <w:sz w:val="18"/>
-          <w:szCs w:val="18"/>
-          <w:lang w:val="fr-FR"/>
-        </w:rPr>
-        <w:t>Kivy</w:t>
-      </w:r>
-      <w:proofErr w:type="spellEnd"/>
-      <w:r>
-        <w:rPr>
-          <w:sz w:val="18"/>
-          <w:szCs w:val="18"/>
-          <w:lang w:val="fr-FR"/>
-        </w:rPr>
-        <w:t>/</w:t>
-      </w:r>
-      <w:proofErr w:type="spellStart"/>
-      <w:r>
-        <w:rPr>
-          <w:sz w:val="18"/>
-          <w:szCs w:val="18"/>
-          <w:lang w:val="fr-FR"/>
-        </w:rPr>
-        <w:t>KivyMD</w:t>
-      </w:r>
-      <w:proofErr w:type="spellEnd"/>
-      <w:r>
-        <w:rPr>
-          <w:sz w:val="18"/>
-          <w:szCs w:val="18"/>
-          <w:lang w:val="fr-FR"/>
-        </w:rPr>
-        <w:t xml:space="preserve">, </w:t>
-      </w:r>
-      <w:proofErr w:type="spellStart"/>
-      <w:r>
-        <w:rPr>
-          <w:sz w:val="18"/>
-          <w:szCs w:val="18"/>
-          <w:lang w:val="fr-FR"/>
-        </w:rPr>
-        <w:t>PyMongo</w:t>
-      </w:r>
-      <w:proofErr w:type="spellEnd"/>
-      <w:r>
-        <w:rPr>
-          <w:sz w:val="18"/>
-          <w:szCs w:val="18"/>
-          <w:lang w:val="fr-FR"/>
-        </w:rPr>
-        <w:t xml:space="preserve"> et MongoDB.</w:t>
+        <w:t>• Technologies : Python, Kivy/KivyMD, PyMongo et MongoDB.</w:t>
       </w:r>
     </w:p>
     <w:p>
@@ -1628,20 +1511,23 @@
     </w:p>
     <w:p>
       <w:pPr>
-        <w:keepNext/>
+        <w:keepLines/>
         <w:pBdr>
-          <w:bottom w:val="single" w:sz="5" w:space="1" w:color="777777"/>
+          <w:bottom w:val="single" w:sz="6" w:space="1" w:color="auto"/>
         </w:pBdr>
-        <w:spacing w:before="76" w:after="34" w:line="240" w:lineRule="auto"/>
-        <w:rPr>
+        <w:spacing w:before="8" w:after="22" w:line="240" w:lineRule="auto"/>
+        <w:rPr>
+          <w:b/>
+          <w:color w:val="0070C0"/>
+          <w:sz w:val="18"/>
           <w:lang w:val="fr-FR"/>
         </w:rPr>
       </w:pPr>
       <w:r>
         <w:rPr>
           <w:b/>
-          <w:color w:val="202020"/>
-          <w:sz w:val="20"/>
+          <w:color w:val="0070C0"/>
+          <w:sz w:val="18"/>
           <w:lang w:val="fr-FR"/>
         </w:rPr>
         <w:t>FORMATION</w:t>
@@ -1977,20 +1863,23 @@
     </w:p>
     <w:p>
       <w:pPr>
-        <w:keepNext/>
+        <w:keepLines/>
         <w:pBdr>
-          <w:bottom w:val="single" w:sz="5" w:space="1" w:color="777777"/>
+          <w:bottom w:val="single" w:sz="6" w:space="1" w:color="auto"/>
         </w:pBdr>
-        <w:spacing w:before="76" w:after="34" w:line="240" w:lineRule="auto"/>
-        <w:rPr>
+        <w:spacing w:before="8" w:after="22" w:line="240" w:lineRule="auto"/>
+        <w:rPr>
+          <w:b/>
+          <w:color w:val="0070C0"/>
+          <w:sz w:val="18"/>
           <w:lang w:val="fr-FR"/>
         </w:rPr>
       </w:pPr>
       <w:r>
         <w:rPr>
           <w:b/>
-          <w:color w:val="202020"/>
-          <w:sz w:val="20"/>
+          <w:color w:val="0070C0"/>
+          <w:sz w:val="18"/>
           <w:lang w:val="fr-FR"/>
         </w:rPr>
         <w:t>PROJETS ACADÉMIQUES</w:t>
@@ -2023,79 +1912,8 @@
           <w:szCs w:val="18"/>
           <w:lang w:val="fr-FR"/>
         </w:rPr>
-        <w:t xml:space="preserve"> | Python, </w:t>
-      </w:r>
-      <w:proofErr w:type="spellStart"/>
-      <w:r>
-        <w:rPr>
-          <w:i/>
-          <w:sz w:val="18"/>
-          <w:szCs w:val="18"/>
-          <w:lang w:val="fr-FR"/>
-        </w:rPr>
-        <w:t>OpenCV</w:t>
-      </w:r>
-      <w:proofErr w:type="spellEnd"/>
-      <w:r>
-        <w:rPr>
-          <w:i/>
-          <w:sz w:val="18"/>
-          <w:szCs w:val="18"/>
-          <w:lang w:val="fr-FR"/>
-        </w:rPr>
-        <w:t xml:space="preserve">, </w:t>
-      </w:r>
-      <w:proofErr w:type="spellStart"/>
-      <w:r>
-        <w:rPr>
-          <w:i/>
-          <w:sz w:val="18"/>
-          <w:szCs w:val="18"/>
-          <w:lang w:val="fr-FR"/>
-        </w:rPr>
-        <w:t>TensorFlow</w:t>
-      </w:r>
-      <w:proofErr w:type="spellEnd"/>
-      <w:r>
-        <w:rPr>
-          <w:i/>
-          <w:sz w:val="18"/>
-          <w:szCs w:val="18"/>
-          <w:lang w:val="fr-FR"/>
-        </w:rPr>
-        <w:t xml:space="preserve">, </w:t>
-      </w:r>
-      <w:proofErr w:type="spellStart"/>
-      <w:r>
-        <w:rPr>
-          <w:i/>
-          <w:sz w:val="18"/>
-          <w:szCs w:val="18"/>
-          <w:lang w:val="fr-FR"/>
-        </w:rPr>
-        <w:t>Keras</w:t>
-      </w:r>
-      <w:proofErr w:type="spellEnd"/>
-      <w:r>
-        <w:rPr>
-          <w:i/>
-          <w:sz w:val="18"/>
-          <w:szCs w:val="18"/>
-          <w:lang w:val="fr-FR"/>
-        </w:rPr>
-        <w:t xml:space="preserve">, </w:t>
-      </w:r>
-      <w:proofErr w:type="spellStart"/>
-      <w:r>
-        <w:rPr>
-          <w:i/>
-          <w:sz w:val="18"/>
-          <w:szCs w:val="18"/>
-          <w:lang w:val="fr-FR"/>
-        </w:rPr>
-        <w:t>KivyMD</w:t>
-      </w:r>
-      <w:proofErr w:type="spellEnd"/>
+        <w:t xml:space="preserve"> | Python, OpenCV, TensorFlow, Keras, KivyMD</w:t>
+      </w:r>
     </w:p>
     <w:p>
       <w:pPr>
@@ -2145,87 +1963,7 @@
           <w:szCs w:val="18"/>
           <w:lang w:val="fr-FR"/>
         </w:rPr>
-        <w:t xml:space="preserve"> | Python, </w:t>
-      </w:r>
-      <w:proofErr w:type="spellStart"/>
-      <w:r>
-        <w:rPr>
-          <w:i/>
-          <w:sz w:val="18"/>
-          <w:szCs w:val="18"/>
-          <w:lang w:val="fr-FR"/>
-        </w:rPr>
-        <w:t>Tkinter</w:t>
-      </w:r>
-      <w:proofErr w:type="spellEnd"/>
-      <w:r>
-        <w:rPr>
-          <w:i/>
-          <w:sz w:val="18"/>
-          <w:szCs w:val="18"/>
-          <w:lang w:val="fr-FR"/>
-        </w:rPr>
-        <w:t xml:space="preserve">, </w:t>
-      </w:r>
-      <w:proofErr w:type="spellStart"/>
-      <w:r>
-        <w:rPr>
-          <w:i/>
-          <w:sz w:val="18"/>
-          <w:szCs w:val="18"/>
-          <w:lang w:val="fr-FR"/>
-        </w:rPr>
-        <w:t>NumPy</w:t>
-      </w:r>
-      <w:proofErr w:type="spellEnd"/>
-      <w:r>
-        <w:rPr>
-          <w:i/>
-          <w:sz w:val="18"/>
-          <w:szCs w:val="18"/>
-          <w:lang w:val="fr-FR"/>
-        </w:rPr>
-        <w:t xml:space="preserve">, </w:t>
-      </w:r>
-      <w:proofErr w:type="spellStart"/>
-      <w:r>
-        <w:rPr>
-          <w:i/>
-          <w:sz w:val="18"/>
-          <w:szCs w:val="18"/>
-          <w:lang w:val="fr-FR"/>
-        </w:rPr>
-        <w:t>Pydub</w:t>
-      </w:r>
-      <w:proofErr w:type="spellEnd"/>
-      <w:r>
-        <w:rPr>
-          <w:i/>
-          <w:sz w:val="18"/>
-          <w:szCs w:val="18"/>
-          <w:lang w:val="fr-FR"/>
-        </w:rPr>
-        <w:t xml:space="preserve">, </w:t>
-      </w:r>
-      <w:proofErr w:type="spellStart"/>
-      <w:r>
-        <w:rPr>
-          <w:i/>
-          <w:sz w:val="18"/>
-          <w:szCs w:val="18"/>
-          <w:lang w:val="fr-FR"/>
-        </w:rPr>
-        <w:t>Huffman</w:t>
-      </w:r>
-      <w:proofErr w:type="spellEnd"/>
-      <w:r>
-        <w:rPr>
-          <w:i/>
-          <w:sz w:val="18"/>
-          <w:szCs w:val="18"/>
-          <w:lang w:val="fr-FR"/>
-        </w:rPr>
-        <w:t>, RLE</w:t>
+        <w:t xml:space="preserve"> | Python, Tkinter, NumPy, Pydub, Huffman, RLE</w:t>
       </w:r>
     </w:p>
     <w:p>
@@ -2278,25 +2016,7 @@
           <w:szCs w:val="18"/>
           <w:lang w:val="fr-FR"/>
         </w:rPr>
-        <w:t xml:space="preserve">basé sur les algorithmes </w:t>
-      </w:r>
-      <w:proofErr w:type="spellStart"/>
-      <w:r>
-        <w:rPr>
-          <w:sz w:val="18"/>
-          <w:szCs w:val="18"/>
-          <w:lang w:val="fr-FR"/>
-        </w:rPr>
-        <w:t>Huffman</w:t>
-      </w:r>
-      <w:proofErr w:type="spellEnd"/>
-      <w:r>
-        <w:rPr>
-          <w:sz w:val="18"/>
-          <w:szCs w:val="18"/>
-          <w:lang w:val="fr-FR"/>
-        </w:rPr>
-        <w:t xml:space="preserve"> et RLE, avec développement d’une interface graphique de compression/décompression.</w:t>
+        <w:t>basé sur les algorithmes Huffman et RLE, avec développement d’une interface graphique de compression/décompression.</w:t>
       </w:r>
       <w:r>
         <w:rPr>
@@ -2318,7 +2038,6 @@
           <w:lang w:val="fr-FR"/>
         </w:rPr>
       </w:pPr>
-      <w:proofErr w:type="gramStart"/>
       <w:r>
         <w:rPr>
           <w:b/>
@@ -2328,7 +2047,6 @@
         </w:rPr>
         <w:t>plateforme</w:t>
       </w:r>
-      <w:proofErr w:type="gramEnd"/>
       <w:r>
         <w:rPr>
           <w:b/>
@@ -2354,7 +2072,7 @@
           <w:szCs w:val="18"/>
           <w:lang w:val="fr-FR"/>
         </w:rPr>
-        <w:t xml:space="preserve"> </w:t>
+        <w:t xml:space="preserve"> | React.js, </w:t>
       </w:r>
       <w:r>
         <w:rPr>
@@ -2363,19 +2081,8 @@
           <w:szCs w:val="18"/>
           <w:lang w:val="fr-FR"/>
         </w:rPr>
-        <w:t xml:space="preserve">| React.js, </w:t>
-      </w:r>
-      <w:proofErr w:type="spellStart"/>
-      <w:r>
-        <w:rPr>
-          <w:i/>
-          <w:sz w:val="18"/>
-          <w:szCs w:val="18"/>
-          <w:lang w:val="fr-FR"/>
-        </w:rPr>
         <w:t>FastAPI</w:t>
       </w:r>
-      <w:proofErr w:type="spellEnd"/>
       <w:r>
         <w:rPr>
           <w:i/>
@@ -2446,43 +2153,7 @@
           <w:szCs w:val="18"/>
           <w:lang w:val="fr-FR"/>
         </w:rPr>
-        <w:t xml:space="preserve">reposant sur une architecture </w:t>
-      </w:r>
-      <w:proofErr w:type="spellStart"/>
-      <w:r>
-        <w:rPr>
-          <w:sz w:val="18"/>
-          <w:szCs w:val="18"/>
-          <w:lang w:val="fr-FR"/>
-        </w:rPr>
-        <w:t>front-end</w:t>
-      </w:r>
-      <w:proofErr w:type="spellEnd"/>
-      <w:r>
-        <w:rPr>
-          <w:sz w:val="18"/>
-          <w:szCs w:val="18"/>
-          <w:lang w:val="fr-FR"/>
-        </w:rPr>
-        <w:t>/</w:t>
-      </w:r>
-      <w:proofErr w:type="spellStart"/>
-      <w:r>
-        <w:rPr>
-          <w:sz w:val="18"/>
-          <w:szCs w:val="18"/>
-          <w:lang w:val="fr-FR"/>
-        </w:rPr>
-        <w:t>back-end</w:t>
-      </w:r>
-      <w:proofErr w:type="spellEnd"/>
-      <w:r>
-        <w:rPr>
-          <w:sz w:val="18"/>
-          <w:szCs w:val="18"/>
-          <w:lang w:val="fr-FR"/>
-        </w:rPr>
-        <w:t xml:space="preserve"> et une base de données relationnelle.</w:t>
+        <w:t>reposant sur une architecture front-end/back-end et une base de données relationnelle.</w:t>
       </w:r>
     </w:p>
     <w:p>
@@ -2499,20 +2170,23 @@
     </w:p>
     <w:p>
       <w:pPr>
-        <w:keepNext/>
+        <w:keepLines/>
         <w:pBdr>
-          <w:bottom w:val="single" w:sz="5" w:space="1" w:color="777777"/>
+          <w:bottom w:val="single" w:sz="6" w:space="1" w:color="auto"/>
         </w:pBdr>
-        <w:spacing w:before="76" w:after="34" w:line="240" w:lineRule="auto"/>
-        <w:rPr>
+        <w:spacing w:before="8" w:after="22" w:line="240" w:lineRule="auto"/>
+        <w:rPr>
+          <w:b/>
+          <w:color w:val="0070C0"/>
+          <w:sz w:val="18"/>
           <w:lang w:val="fr-FR"/>
         </w:rPr>
       </w:pPr>
       <w:r>
         <w:rPr>
           <w:b/>
-          <w:color w:val="202020"/>
-          <w:sz w:val="20"/>
+          <w:color w:val="0070C0"/>
+          <w:sz w:val="18"/>
           <w:lang w:val="fr-FR"/>
         </w:rPr>
         <w:t>COMPÉTENCES TECHNIQUES</w:t>
@@ -2535,7 +2209,34 @@
           <w:szCs w:val="18"/>
           <w:lang w:val="fr-FR"/>
         </w:rPr>
-        <w:t xml:space="preserve">Langages : </w:t>
+        <w:t>Langages</w:t>
+      </w:r>
+      <w:r>
+        <w:rPr>
+          <w:b/>
+          <w:sz w:val="18"/>
+          <w:szCs w:val="18"/>
+          <w:lang w:val="fr-FR"/>
+        </w:rPr>
+        <w:t xml:space="preserve"> </w:t>
+      </w:r>
+      <w:r>
+        <w:rPr>
+          <w:b/>
+          <w:sz w:val="18"/>
+          <w:szCs w:val="18"/>
+          <w:lang w:val="fr-FR"/>
+        </w:rPr>
+        <w:t>de programmation</w:t>
+      </w:r>
+      <w:r>
+        <w:rPr>
+          <w:b/>
+          <w:sz w:val="18"/>
+          <w:szCs w:val="18"/>
+          <w:lang w:val="fr-FR"/>
+        </w:rPr>
+        <w:t xml:space="preserve"> : </w:t>
       </w:r>
       <w:r>
         <w:rPr>
@@ -2575,25 +2276,23 @@
           <w:szCs w:val="18"/>
           <w:lang w:val="fr-FR"/>
         </w:rPr>
-        <w:t xml:space="preserve"> </w:t>
-      </w:r>
-      <w:proofErr w:type="spellStart"/>
-      <w:r>
-        <w:rPr>
-          <w:sz w:val="18"/>
-          <w:szCs w:val="18"/>
-          <w:lang w:val="fr-FR"/>
-        </w:rPr>
-        <w:t>TypeScript</w:t>
-      </w:r>
-      <w:proofErr w:type="spellEnd"/>
-      <w:r>
-        <w:rPr>
-          <w:sz w:val="18"/>
-          <w:szCs w:val="18"/>
-          <w:lang w:val="fr-FR"/>
-        </w:rPr>
-        <w:t>, JavaScript, SQL, PHP, C/C++.</w:t>
+        <w:t xml:space="preserve"> TypeScript, JavaScript, </w:t>
+      </w:r>
+      <w:r>
+        <w:rPr>
+          <w:sz w:val="18"/>
+          <w:szCs w:val="18"/>
+          <w:lang w:val="fr-FR"/>
+        </w:rPr>
+        <w:t>MATLAB</w:t>
+      </w:r>
+      <w:r>
+        <w:rPr>
+          <w:sz w:val="18"/>
+          <w:szCs w:val="18"/>
+          <w:lang w:val="fr-FR"/>
+        </w:rPr>
+        <w:t>, PHP, C/C++.</w:t>
       </w:r>
     </w:p>
     <w:p>
@@ -2611,25 +2310,7 @@
           <w:sz w:val="18"/>
           <w:szCs w:val="18"/>
         </w:rPr>
-        <w:t xml:space="preserve">Frameworks &amp; </w:t>
-      </w:r>
-      <w:proofErr w:type="gramStart"/>
-      <w:r>
-        <w:rPr>
-          <w:b/>
-          <w:sz w:val="18"/>
-          <w:szCs w:val="18"/>
-        </w:rPr>
-        <w:t>bibliothèques :</w:t>
-      </w:r>
-      <w:proofErr w:type="gramEnd"/>
-      <w:r>
-        <w:rPr>
-          <w:b/>
-          <w:sz w:val="18"/>
-          <w:szCs w:val="18"/>
-        </w:rPr>
-        <w:t xml:space="preserve"> </w:t>
+        <w:t xml:space="preserve">Frameworks &amp; bibliothèques : </w:t>
       </w:r>
       <w:r>
         <w:rPr>
@@ -2643,62 +2324,14 @@
           <w:sz w:val="18"/>
           <w:szCs w:val="18"/>
         </w:rPr>
-        <w:t xml:space="preserve"> </w:t>
-      </w:r>
-      <w:proofErr w:type="spellStart"/>
-      <w:r>
-        <w:rPr>
-          <w:sz w:val="18"/>
-          <w:szCs w:val="18"/>
-        </w:rPr>
-        <w:t>FastAPI</w:t>
-      </w:r>
-      <w:proofErr w:type="spellEnd"/>
-      <w:r>
-        <w:rPr>
-          <w:sz w:val="18"/>
-          <w:szCs w:val="18"/>
-        </w:rPr>
-        <w:t xml:space="preserve">, </w:t>
-      </w:r>
-      <w:r>
-        <w:rPr>
-          <w:sz w:val="18"/>
-          <w:szCs w:val="18"/>
-        </w:rPr>
-        <w:t xml:space="preserve">React.js, React Native, </w:t>
-      </w:r>
-      <w:proofErr w:type="spellStart"/>
-      <w:r>
-        <w:rPr>
-          <w:sz w:val="18"/>
-          <w:szCs w:val="18"/>
-        </w:rPr>
-        <w:t>Kivy</w:t>
-      </w:r>
-      <w:proofErr w:type="spellEnd"/>
-      <w:r>
-        <w:rPr>
-          <w:sz w:val="18"/>
-          <w:szCs w:val="18"/>
-        </w:rPr>
-        <w:t>/</w:t>
-      </w:r>
-      <w:proofErr w:type="spellStart"/>
-      <w:r>
-        <w:rPr>
-          <w:sz w:val="18"/>
-          <w:szCs w:val="18"/>
-        </w:rPr>
-        <w:t>KivyMD</w:t>
-      </w:r>
-      <w:proofErr w:type="spellEnd"/>
-      <w:r>
-        <w:rPr>
-          <w:sz w:val="18"/>
-          <w:szCs w:val="18"/>
-        </w:rPr>
-        <w:t>, OpenCV, TensorFlow, Keras, Pandas, NumPy.</w:t>
+        <w:t xml:space="preserve"> FastAPI, </w:t>
+      </w:r>
+      <w:r>
+        <w:rPr>
+          <w:sz w:val="18"/>
+          <w:szCs w:val="18"/>
+        </w:rPr>
+        <w:t>React.js, React Native, Kivy/KivyMD, OpenCV, TensorFlow, Keras, Pandas, NumPy.</w:t>
       </w:r>
     </w:p>
     <w:p>
@@ -2718,15 +2351,123 @@
           <w:szCs w:val="18"/>
           <w:lang w:val="fr-FR"/>
         </w:rPr>
-        <w:t xml:space="preserve">Bases de données : </w:t>
-      </w:r>
-      <w:r>
-        <w:rPr>
-          <w:sz w:val="18"/>
-          <w:szCs w:val="18"/>
-          <w:lang w:val="fr-FR"/>
-        </w:rPr>
-        <w:t>PostgreSQL, MySQL, MongoDB.</w:t>
+        <w:t>Bases de données</w:t>
+      </w:r>
+      <w:r>
+        <w:rPr>
+          <w:b/>
+          <w:sz w:val="18"/>
+          <w:szCs w:val="18"/>
+          <w:lang w:val="fr-FR"/>
+        </w:rPr>
+        <w:t xml:space="preserve"> et </w:t>
+      </w:r>
+      <w:r>
+        <w:rPr>
+          <w:b/>
+          <w:sz w:val="18"/>
+          <w:szCs w:val="18"/>
+          <w:lang w:val="fr-FR"/>
+        </w:rPr>
+        <w:t>Gestion des données</w:t>
+      </w:r>
+      <w:r>
+        <w:rPr>
+          <w:b/>
+          <w:sz w:val="18"/>
+          <w:szCs w:val="18"/>
+          <w:lang w:val="fr-FR"/>
+        </w:rPr>
+        <w:t xml:space="preserve"> : </w:t>
+      </w:r>
+      <w:r>
+        <w:rPr>
+          <w:sz w:val="18"/>
+          <w:szCs w:val="18"/>
+          <w:lang w:val="fr-FR"/>
+        </w:rPr>
+        <w:t>PostgreSQL, MySQL, MongoDB</w:t>
+      </w:r>
+      <w:r>
+        <w:rPr>
+          <w:sz w:val="18"/>
+          <w:szCs w:val="18"/>
+          <w:lang w:val="fr-FR"/>
+        </w:rPr>
+        <w:t xml:space="preserve">, </w:t>
+      </w:r>
+      <w:bookmarkStart w:id="1" w:name="_Hlk236694310"/>
+      <w:r>
+        <w:rPr>
+          <w:sz w:val="18"/>
+          <w:szCs w:val="18"/>
+          <w:lang w:val="fr-FR"/>
+        </w:rPr>
+        <w:t>SQLite</w:t>
+      </w:r>
+      <w:r>
+        <w:rPr>
+          <w:sz w:val="18"/>
+          <w:szCs w:val="18"/>
+          <w:lang w:val="fr-FR"/>
+        </w:rPr>
+        <w:t xml:space="preserve">, </w:t>
+      </w:r>
+      <w:r>
+        <w:rPr>
+          <w:sz w:val="18"/>
+          <w:szCs w:val="18"/>
+          <w:lang w:val="fr-FR"/>
+        </w:rPr>
+        <w:t>Redis (Caching)</w:t>
+      </w:r>
+      <w:r>
+        <w:rPr>
+          <w:sz w:val="18"/>
+          <w:szCs w:val="18"/>
+          <w:lang w:val="fr-FR"/>
+        </w:rPr>
+        <w:t xml:space="preserve">. </w:t>
+      </w:r>
+    </w:p>
+    <w:bookmarkEnd w:id="1"/>
+    <w:p>
+      <w:pPr>
+        <w:keepLines/>
+        <w:spacing w:before="3" w:after="1"/>
+        <w:rPr>
+          <w:sz w:val="18"/>
+          <w:szCs w:val="18"/>
+          <w:lang w:val="fr-FR"/>
+        </w:rPr>
+      </w:pPr>
+      <w:r>
+        <w:rPr>
+          <w:rFonts w:eastAsiaTheme="minorEastAsia"/>
+          <w:b/>
+          <w:bCs/>
+          <w:sz w:val="18"/>
+          <w:szCs w:val="18"/>
+          <w:lang w:val="fr-FR"/>
+        </w:rPr>
+        <w:t>Méthodologies</w:t>
+      </w:r>
+      <w:r>
+        <w:rPr>
+          <w:b/>
+          <w:sz w:val="18"/>
+          <w:szCs w:val="18"/>
+          <w:lang w:val="fr-FR"/>
+        </w:rPr>
+        <w:t xml:space="preserve"> &amp; Modélisation :</w:t>
+      </w:r>
+      <w:r>
+        <w:rPr>
+          <w:sz w:val="18"/>
+          <w:szCs w:val="18"/>
+          <w:lang w:val="fr-FR"/>
+        </w:rPr>
+        <w:t xml:space="preserve"> UML, Agile, Scrum (gestion de projet agile, sprints, réunions Scrum, suivi des tâches)</w:t>
       </w:r>
     </w:p>
     <w:p>
@@ -2736,85 +2477,181 @@
         <w:rPr>
           <w:sz w:val="18"/>
           <w:szCs w:val="18"/>
+          <w:lang w:val="fr-FR"/>
         </w:rPr>
       </w:pPr>
-      <w:proofErr w:type="spellStart"/>
       <w:r>
         <w:rPr>
           <w:b/>
           <w:sz w:val="18"/>
           <w:szCs w:val="18"/>
-        </w:rPr>
-        <w:t>Sécurité</w:t>
-      </w:r>
-      <w:proofErr w:type="spellEnd"/>
+          <w:lang w:val="fr-FR"/>
+        </w:rPr>
+        <w:t xml:space="preserve">Sécurité &amp; DevOps : </w:t>
+      </w:r>
+      <w:r>
+        <w:rPr>
+          <w:sz w:val="18"/>
+          <w:szCs w:val="18"/>
+          <w:lang w:val="fr-FR"/>
+        </w:rPr>
+        <w:t>JWT, Spring Security, Git/GitHub,</w:t>
+      </w:r>
+      <w:r>
+        <w:rPr>
+          <w:sz w:val="18"/>
+          <w:szCs w:val="18"/>
+          <w:lang w:val="fr-FR"/>
+        </w:rPr>
+        <w:t xml:space="preserve"> </w:t>
+      </w:r>
+      <w:r>
+        <w:rPr>
+          <w:sz w:val="18"/>
+          <w:szCs w:val="18"/>
+          <w:lang w:val="fr-FR"/>
+        </w:rPr>
+        <w:t>GitHub action</w:t>
+      </w:r>
+      <w:r>
+        <w:rPr>
+          <w:sz w:val="18"/>
+          <w:szCs w:val="18"/>
+          <w:lang w:val="fr-FR"/>
+        </w:rPr>
+        <w:t xml:space="preserve">s </w:t>
+      </w:r>
+      <w:r>
+        <w:rPr>
+          <w:sz w:val="18"/>
+          <w:szCs w:val="18"/>
+          <w:lang w:val="fr-FR"/>
+        </w:rPr>
+        <w:t>(CI/CD)</w:t>
+      </w:r>
+      <w:r>
+        <w:rPr>
+          <w:sz w:val="18"/>
+          <w:szCs w:val="18"/>
+          <w:lang w:val="fr-FR"/>
+        </w:rPr>
+        <w:t>,</w:t>
+      </w:r>
+      <w:r>
+        <w:rPr>
+          <w:sz w:val="18"/>
+          <w:szCs w:val="18"/>
+          <w:lang w:val="fr-FR"/>
+        </w:rPr>
+        <w:t xml:space="preserve"> </w:t>
+      </w:r>
+      <w:r>
+        <w:rPr>
+          <w:sz w:val="18"/>
+          <w:szCs w:val="18"/>
+          <w:lang w:val="fr-FR"/>
+        </w:rPr>
+        <w:t>Docker,</w:t>
+      </w:r>
+      <w:r>
+        <w:rPr>
+          <w:sz w:val="18"/>
+          <w:szCs w:val="18"/>
+          <w:lang w:val="fr-FR"/>
+        </w:rPr>
+        <w:t xml:space="preserve"> </w:t>
+      </w:r>
+      <w:r>
+        <w:rPr>
+          <w:sz w:val="18"/>
+          <w:szCs w:val="18"/>
+          <w:lang w:val="fr-FR"/>
+        </w:rPr>
+        <w:t>Docker Compose</w:t>
+      </w:r>
+      <w:r>
+        <w:rPr>
+          <w:sz w:val="18"/>
+          <w:szCs w:val="18"/>
+          <w:lang w:val="fr-FR"/>
+        </w:rPr>
+        <w:t>,</w:t>
+      </w:r>
+      <w:r>
+        <w:rPr>
+          <w:sz w:val="18"/>
+          <w:szCs w:val="18"/>
+          <w:lang w:val="fr-FR"/>
+        </w:rPr>
+        <w:t xml:space="preserve"> VPS, Linux</w:t>
+      </w:r>
+      <w:r>
+        <w:rPr>
+          <w:sz w:val="18"/>
+          <w:szCs w:val="18"/>
+          <w:lang w:val="fr-FR"/>
+        </w:rPr>
+        <w:t>,</w:t>
+      </w:r>
+      <w:r>
+        <w:rPr>
+          <w:lang w:val="fr-FR"/>
+        </w:rPr>
+        <w:t xml:space="preserve"> </w:t>
+      </w:r>
+      <w:bookmarkStart w:id="2" w:name="_Hlk236694503"/>
+      <w:r>
+        <w:rPr>
+          <w:sz w:val="18"/>
+          <w:szCs w:val="18"/>
+          <w:lang w:val="fr-FR"/>
+        </w:rPr>
+        <w:t>Kubernetes, Terraform, AWS.</w:t>
+      </w:r>
+    </w:p>
+    <w:bookmarkEnd w:id="2"/>
+    <w:p>
+      <w:pPr>
+        <w:keepLines/>
+        <w:spacing w:before="3" w:after="1"/>
+        <w:rPr>
+          <w:sz w:val="18"/>
+          <w:szCs w:val="18"/>
+          <w:lang w:val="fr-FR"/>
+        </w:rPr>
+      </w:pPr>
       <w:r>
         <w:rPr>
           <w:b/>
           <w:sz w:val="18"/>
           <w:szCs w:val="18"/>
-        </w:rPr>
-        <w:t xml:space="preserve"> &amp; </w:t>
-      </w:r>
-      <w:proofErr w:type="gramStart"/>
-      <w:r>
-        <w:rPr>
-          <w:b/>
-          <w:sz w:val="18"/>
-          <w:szCs w:val="18"/>
-        </w:rPr>
-        <w:t>DevOps :</w:t>
-      </w:r>
-      <w:proofErr w:type="gramEnd"/>
-      <w:r>
-        <w:rPr>
-          <w:b/>
-          <w:sz w:val="18"/>
-          <w:szCs w:val="18"/>
-        </w:rPr>
-        <w:t xml:space="preserve"> </w:t>
-      </w:r>
-      <w:r>
-        <w:rPr>
-          <w:sz w:val="18"/>
-          <w:szCs w:val="18"/>
-        </w:rPr>
-        <w:t>JWT, Spring Security, Docker, Git/GitHub, API REST</w:t>
-      </w:r>
-      <w:r>
-        <w:rPr>
-          <w:sz w:val="18"/>
-          <w:szCs w:val="18"/>
-        </w:rPr>
-        <w:t>, GitHub action</w:t>
-      </w:r>
-      <w:r>
-        <w:rPr>
-          <w:sz w:val="18"/>
-          <w:szCs w:val="18"/>
-        </w:rPr>
-        <w:t xml:space="preserve">s </w:t>
-      </w:r>
-      <w:r>
-        <w:rPr>
-          <w:sz w:val="18"/>
-          <w:szCs w:val="18"/>
-        </w:rPr>
-        <w:t>(CI/CD)</w:t>
-      </w:r>
-      <w:r>
-        <w:rPr>
-          <w:sz w:val="18"/>
-          <w:szCs w:val="18"/>
-        </w:rPr>
-        <w:t xml:space="preserve">, </w:t>
-      </w:r>
-      <w:r>
-        <w:rPr>
-          <w:sz w:val="18"/>
-          <w:szCs w:val="18"/>
-        </w:rPr>
-        <w:t>VPS, Linux, Docker Compose</w:t>
+          <w:lang w:val="fr-FR"/>
+        </w:rPr>
+        <w:t>Architecture logicielle :</w:t>
+      </w:r>
+      <w:r>
+        <w:rPr>
+          <w:sz w:val="18"/>
+          <w:szCs w:val="18"/>
+          <w:lang w:val="fr-FR"/>
+        </w:rPr>
+        <w:t xml:space="preserve"> Microservices, API Gateway, Kafka</w:t>
+      </w:r>
+      <w:r>
+        <w:rPr>
+          <w:sz w:val="18"/>
+          <w:szCs w:val="18"/>
+          <w:lang w:val="fr-FR"/>
+        </w:rPr>
+        <w:t>,</w:t>
+      </w:r>
+      <w:r>
+        <w:rPr>
+          <w:sz w:val="18"/>
+          <w:szCs w:val="18"/>
+          <w:lang w:val="fr-FR"/>
+        </w:rPr>
+        <w:t xml:space="preserve"> RESTful APIs.</w:t>
       </w:r>
     </w:p>
     <w:p>
@@ -2826,72 +2663,27 @@
           <w:szCs w:val="18"/>
         </w:rPr>
       </w:pPr>
-      <w:proofErr w:type="spellStart"/>
-      <w:proofErr w:type="gramStart"/>
       <w:r>
         <w:rPr>
           <w:b/>
           <w:sz w:val="18"/>
           <w:szCs w:val="18"/>
         </w:rPr>
-        <w:t>Outils</w:t>
-      </w:r>
-      <w:proofErr w:type="spellEnd"/>
-      <w:r>
-        <w:rPr>
-          <w:b/>
-          <w:sz w:val="18"/>
-          <w:szCs w:val="18"/>
-        </w:rPr>
-        <w:t xml:space="preserve"> :</w:t>
-      </w:r>
-      <w:proofErr w:type="gramEnd"/>
-      <w:r>
-        <w:rPr>
-          <w:b/>
-          <w:sz w:val="18"/>
-          <w:szCs w:val="18"/>
-        </w:rPr>
-        <w:t xml:space="preserve"> </w:t>
-      </w:r>
-      <w:r>
-        <w:rPr>
-          <w:sz w:val="18"/>
-          <w:szCs w:val="18"/>
-        </w:rPr>
-        <w:t xml:space="preserve">Postman, Figma, VS Code, IntelliJ IDEA, PyCharm, </w:t>
-      </w:r>
-      <w:proofErr w:type="spellStart"/>
-      <w:r>
-        <w:rPr>
-          <w:sz w:val="18"/>
-          <w:szCs w:val="18"/>
-        </w:rPr>
-        <w:t>Jupyter</w:t>
-      </w:r>
-      <w:proofErr w:type="spellEnd"/>
-      <w:r>
-        <w:rPr>
-          <w:sz w:val="18"/>
-          <w:szCs w:val="18"/>
-        </w:rPr>
-        <w:t xml:space="preserve"> Notebook, </w:t>
-      </w:r>
-      <w:proofErr w:type="spellStart"/>
-      <w:r>
-        <w:rPr>
-          <w:sz w:val="18"/>
-          <w:szCs w:val="18"/>
-        </w:rPr>
-        <w:t>StarUML</w:t>
-      </w:r>
-      <w:proofErr w:type="spellEnd"/>
-      <w:r>
-        <w:rPr>
-          <w:sz w:val="18"/>
-          <w:szCs w:val="18"/>
-        </w:rPr>
-        <w:t>.</w:t>
+        <w:t xml:space="preserve">Outils : </w:t>
+      </w:r>
+      <w:r>
+        <w:rPr>
+          <w:sz w:val="18"/>
+          <w:szCs w:val="18"/>
+        </w:rPr>
+        <w:t>Postman, Figma, VS Code, IntelliJ IDEA, PyCharm, Jupyter Notebook, StarUML</w:t>
+      </w:r>
+      <w:r>
+        <w:rPr>
+          <w:sz w:val="18"/>
+          <w:szCs w:val="18"/>
+        </w:rPr>
+        <w:t xml:space="preserve"> .</w:t>
       </w:r>
     </w:p>
     <w:p>
@@ -2909,6 +2701,7 @@
           <w:b/>
           <w:sz w:val="18"/>
           <w:szCs w:val="18"/>
+          <w:lang w:val="fr-FR"/>
         </w:rPr>
         <w:t>Réseaux &amp; Systèmes communicants :</w:t>
       </w:r>
@@ -2918,15 +2711,15 @@
           <w:szCs w:val="18"/>
           <w:lang w:val="fr-FR"/>
         </w:rPr>
-        <w:t xml:space="preserve"> </w:t>
-      </w:r>
-      <w:r>
-        <w:rPr>
-          <w:sz w:val="18"/>
-          <w:szCs w:val="18"/>
-          <w:lang w:val="fr-FR"/>
-        </w:rPr>
-        <w:t>RTOS, QoS, Réseaux Ad Hoc, HTTP, MQTT, IPv4/IPv6, Sécurité réseau.</w:t>
+        <w:t xml:space="preserve"> RTOS, QoS, Réseaux Ad Hoc, HTTP, MQTT, IPv4/IPv6, Sécurité résea</w:t>
+      </w:r>
+      <w:r>
+        <w:rPr>
+          <w:sz w:val="18"/>
+          <w:szCs w:val="18"/>
+          <w:lang w:val="fr-FR"/>
+        </w:rPr>
+        <w:t>u.</w:t>
       </w:r>
     </w:p>
     <w:p>
@@ -2936,26 +2729,75 @@
         <w:rPr>
           <w:sz w:val="18"/>
           <w:szCs w:val="18"/>
-          <w:lang w:val="fr-FR"/>
+        </w:rPr>
+      </w:pPr>
+      <w:r>
+        <w:rPr>
+          <w:b/>
+          <w:sz w:val="18"/>
+          <w:szCs w:val="18"/>
+          <w:lang w:val="fr-FR"/>
+        </w:rPr>
+        <w:t>Tests &amp; Qualité :</w:t>
+      </w:r>
+      <w:r>
+        <w:rPr>
+          <w:sz w:val="18"/>
+          <w:szCs w:val="18"/>
+        </w:rPr>
+        <w:t xml:space="preserve"> JUnit 5, Selenium, Postman</w:t>
+      </w:r>
+      <w:r>
+        <w:rPr>
+          <w:sz w:val="18"/>
+          <w:szCs w:val="18"/>
+        </w:rPr>
+        <w:t xml:space="preserve">, </w:t>
+      </w:r>
+      <w:r>
+        <w:rPr>
+          <w:sz w:val="18"/>
+          <w:szCs w:val="18"/>
+        </w:rPr>
+        <w:t>Tests API, Tests automatisés</w:t>
+      </w:r>
+      <w:r>
+        <w:rPr>
+          <w:sz w:val="18"/>
+          <w:szCs w:val="18"/>
+        </w:rPr>
+        <w:t>.</w:t>
+      </w:r>
+    </w:p>
+    <w:p>
+      <w:pPr>
+        <w:keepLines/>
+        <w:spacing w:before="3" w:after="1"/>
+        <w:rPr>
+          <w:sz w:val="18"/>
+          <w:szCs w:val="18"/>
         </w:rPr>
       </w:pPr>
     </w:p>
     <w:p>
       <w:pPr>
-        <w:keepNext/>
+        <w:keepLines/>
         <w:pBdr>
-          <w:bottom w:val="single" w:sz="5" w:space="1" w:color="777777"/>
+          <w:bottom w:val="single" w:sz="6" w:space="1" w:color="auto"/>
         </w:pBdr>
-        <w:spacing w:before="76" w:after="34" w:line="240" w:lineRule="auto"/>
-        <w:rPr>
+        <w:spacing w:before="8" w:after="22" w:line="240" w:lineRule="auto"/>
+        <w:rPr>
+          <w:b/>
+          <w:color w:val="0070C0"/>
+          <w:sz w:val="18"/>
           <w:lang w:val="fr-FR"/>
         </w:rPr>
       </w:pPr>
       <w:r>
         <w:rPr>
           <w:b/>
-          <w:color w:val="202020"/>
-          <w:sz w:val="20"/>
+          <w:color w:val="0070C0"/>
+          <w:sz w:val="18"/>
           <w:lang w:val="fr-FR"/>
         </w:rPr>
         <w:t>LANGUES</w:t>
@@ -2977,43 +2819,7 @@
           <w:szCs w:val="18"/>
           <w:lang w:val="fr-FR"/>
         </w:rPr>
-        <w:t xml:space="preserve">Arabe : langue </w:t>
-      </w:r>
-      <w:proofErr w:type="gramStart"/>
-      <w:r>
-        <w:rPr>
-          <w:sz w:val="18"/>
-          <w:szCs w:val="18"/>
-          <w:lang w:val="fr-FR"/>
-        </w:rPr>
-        <w:t>maternelle  |</w:t>
-      </w:r>
-      <w:proofErr w:type="gramEnd"/>
-      <w:r>
-        <w:rPr>
-          <w:sz w:val="18"/>
-          <w:szCs w:val="18"/>
-          <w:lang w:val="fr-FR"/>
-        </w:rPr>
-        <w:t xml:space="preserve">  Français : lu, parlé et </w:t>
-      </w:r>
-      <w:proofErr w:type="gramStart"/>
-      <w:r>
-        <w:rPr>
-          <w:sz w:val="18"/>
-          <w:szCs w:val="18"/>
-          <w:lang w:val="fr-FR"/>
-        </w:rPr>
-        <w:t>écrit  |</w:t>
-      </w:r>
-      <w:proofErr w:type="gramEnd"/>
-      <w:r>
-        <w:rPr>
-          <w:sz w:val="18"/>
-          <w:szCs w:val="18"/>
-          <w:lang w:val="fr-FR"/>
-        </w:rPr>
-        <w:t xml:space="preserve">  Anglais : lu, parlé et écrit</w:t>
+        <w:t>Arabe : langue maternelle  |  Français : lu, parlé et écrit  |  Anglais : lu, parlé et écrit</w:t>
       </w:r>
     </w:p>
     <w:sectPr>
